--- a/WEEK 1/Design Patterns and Principles.docx
+++ b/WEEK 1/Design Patterns and Principles.docx
@@ -1,7 +1,44 @@
 
 <file path=word/document.xml><?xml version="1.0" encoding="utf-8"?>
-<w:document xmlns:wpc="http://schemas.microsoft.com/office/word/2010/wordprocessingCanvas" xmlns:cx="http://schemas.microsoft.com/office/drawing/2014/chartex" xmlns:cx1="http://schemas.microsoft.com/office/drawing/2015/9/8/chartex" xmlns:cx2="http://schemas.microsoft.com/office/drawing/2015/10/21/chartex" xmlns:cx3="http://schemas.microsoft.com/office/drawing/2016/5/9/chartex" xmlns:cx4="http://schemas.microsoft.com/office/drawing/2016/5/10/chartex" xmlns:cx5="http://schemas.microsoft.com/office/drawing/2016/5/11/chartex" xmlns:cx6="http://schemas.microsoft.com/office/drawing/2016/5/12/chartex" xmlns:cx7="http://schemas.microsoft.com/office/drawing/2016/5/13/chartex" xmlns:cx8="http://schemas.microsoft.com/office/drawing/2016/5/14/chartex" xmlns:mc="http://schemas.openxmlformats.org/markup-compatibility/2006" xmlns:aink="http://schemas.microsoft.com/office/drawing/2016/ink" xmlns:am3d="http://schemas.microsoft.com/office/drawing/2017/model3d" xmlns:o="urn:schemas-microsoft-com:office:office" xmlns:oel="http://schemas.microsoft.com/office/2019/extlst" xmlns:r="http://schemas.openxmlformats.org/officeDocument/2006/relationships" xmlns:m="http://schemas.openxmlformats.org/officeDocument/2006/math" xmlns:v="urn:schemas-microsoft-com:vml" xmlns:wp14="http://schemas.microsoft.com/office/word/2010/wordprocessingDrawing" xmlns:wp="http://schemas.openxmlformats.org/drawingml/2006/wordprocessingDrawing" xmlns:w10="urn:schemas-microsoft-com:office:word" xmlns:w="http://schemas.openxmlformats.org/wordprocessingml/2006/main" xmlns:w14="http://schemas.microsoft.com/office/word/2010/wordml" xmlns:w15="http://schemas.microsoft.com/office/word/2012/wordml" xmlns:w16cex="http://schemas.microsoft.com/office/word/2018/wordml/cex" xmlns:w16cid="http://schemas.microsoft.com/office/word/2016/wordml/cid" xmlns:w16="http://schemas.microsoft.com/office/word/2018/wordml" xmlns:w16du="http://schemas.microsoft.com/office/word/2023/wordml/word16du" xmlns:w16sdtdh="http://schemas.microsoft.com/office/word/2020/wordml/sdtdatahash" xmlns:w16se="http://schemas.microsoft.com/office/word/2015/wordml/symex" xmlns:wpg="http://schemas.microsoft.com/office/word/2010/wordprocessingGroup" xmlns:wpi="http://schemas.microsoft.com/office/word/2010/wordprocessingInk" xmlns:wne="http://schemas.microsoft.com/office/word/2006/wordml" xmlns:wps="http://schemas.microsoft.com/office/word/2010/wordprocessingShape" mc:Ignorable="w14 w15 w16se w16cid w16 w16cex w16sdtdh w16du wp14">
+<w:document xmlns:wpc="http://schemas.microsoft.com/office/word/2010/wordprocessingCanvas" xmlns:cx="http://schemas.microsoft.com/office/drawing/2014/chartex" xmlns:cx1="http://schemas.microsoft.com/office/drawing/2015/9/8/chartex" xmlns:cx2="http://schemas.microsoft.com/office/drawing/2015/10/21/chartex" xmlns:cx3="http://schemas.microsoft.com/office/drawing/2016/5/9/chartex" xmlns:cx4="http://schemas.microsoft.com/office/drawing/2016/5/10/chartex" xmlns:cx5="http://schemas.microsoft.com/office/drawing/2016/5/11/chartex" xmlns:cx6="http://schemas.microsoft.com/office/drawing/2016/5/12/chartex" xmlns:cx7="http://schemas.microsoft.com/office/drawing/2016/5/13/chartex" xmlns:cx8="http://schemas.microsoft.com/office/drawing/2016/5/14/chartex" xmlns:mc="http://schemas.openxmlformats.org/markup-compatibility/2006" xmlns:aink="http://schemas.microsoft.com/office/drawing/2016/ink" xmlns:am3d="http://schemas.microsoft.com/office/drawing/2017/model3d" xmlns:o="urn:schemas-microsoft-com:office:office" xmlns:oel="http://schemas.microsoft.com/office/2019/extlst" xmlns:r="http://schemas.openxmlformats.org/officeDocument/2006/relationships" xmlns:m="http://schemas.openxmlformats.org/officeDocument/2006/math" xmlns:v="urn:schemas-microsoft-com:vml" xmlns:wp14="http://schemas.microsoft.com/office/word/2010/wordprocessingDrawing" xmlns:wp="http://schemas.openxmlformats.org/drawingml/2006/wordprocessingDrawing" xmlns:w10="urn:schemas-microsoft-com:office:word" xmlns:w="http://schemas.openxmlformats.org/wordprocessingml/2006/main" xmlns:w14="http://schemas.microsoft.com/office/word/2010/wordml" xmlns:w15="http://schemas.microsoft.com/office/word/2012/wordml" xmlns:w16cex="http://schemas.microsoft.com/office/word/2018/wordml/cex" xmlns:w16cid="http://schemas.microsoft.com/office/word/2016/wordml/cid" xmlns:w16="http://schemas.microsoft.com/office/word/2018/wordml" xmlns:w16du="http://schemas.microsoft.com/office/word/2023/wordml/word16du" xmlns:w16sdtdh="http://schemas.microsoft.com/office/word/2020/wordml/sdtdatahash" xmlns:w16sdtfl="http://schemas.microsoft.com/office/word/2024/wordml/sdtformatlock" xmlns:w16se="http://schemas.microsoft.com/office/word/2015/wordml/symex" xmlns:wpg="http://schemas.microsoft.com/office/word/2010/wordprocessingGroup" xmlns:wpi="http://schemas.microsoft.com/office/word/2010/wordprocessingInk" xmlns:wne="http://schemas.microsoft.com/office/word/2006/wordml" xmlns:wps="http://schemas.microsoft.com/office/word/2010/wordprocessingShape" mc:Ignorable="w14 w15 w16se w16cid w16 w16cex w16sdtdh w16sdtfl w16du wp14">
   <w:body>
+    <w:p>
+      <w:pPr>
+        <w:pStyle w:val="Title"/>
+        <w:jc w:val="center"/>
+        <w:rPr>
+          <w:rFonts w:ascii="Fixture Italic Black" w:hAnsi="Fixture Italic Black"/>
+          <w:b/>
+          <w:bCs/>
+        </w:rPr>
+      </w:pPr>
+      <w:r>
+        <w:rPr>
+          <w:rFonts w:ascii="Fixture Italic Black" w:hAnsi="Fixture Italic Black"/>
+          <w:b/>
+          <w:bCs/>
+        </w:rPr>
+        <w:t>Digital-Nurture-5.0-Deep-Skilling-Java-hands-on-exercise WEEK 1</w:t>
+      </w:r>
+      <w:r>
+        <w:rPr>
+          <w:rFonts w:ascii="Fixture Italic Black" w:hAnsi="Fixture Italic Black"/>
+          <w:b/>
+          <w:bCs/>
+        </w:rPr>
+        <w:br/>
+      </w:r>
+    </w:p>
+    <w:p>
+      <w:pPr>
+        <w:rPr>
+          <w:b/>
+          <w:bCs/>
+          <w:sz w:val="28"/>
+          <w:szCs w:val="28"/>
+        </w:rPr>
+      </w:pPr>
+    </w:p>
     <w:p>
       <w:pPr>
         <w:rPr>
@@ -203,21 +240,259 @@
       <w:r>
         <w:t>Create a test class to verify that only one instance of Logger is created and used across the application.</w:t>
       </w:r>
-    </w:p>
-    <w:p>
-      <w:pPr>
-        <w:rPr>
-          <w:sz w:val="28"/>
-          <w:szCs w:val="28"/>
-        </w:rPr>
-      </w:pPr>
-      <w:r>
-        <w:rPr>
-          <w:b/>
-          <w:bCs/>
-          <w:sz w:val="28"/>
-          <w:szCs w:val="28"/>
-        </w:rPr>
+      <w:r>
+        <w:br/>
+      </w:r>
+      <w:r>
+        <w:br/>
+      </w:r>
+      <w:r>
+        <w:br/>
+      </w:r>
+      <w:r>
+        <w:br/>
+      </w:r>
+      <w:r>
+        <w:br/>
+      </w:r>
+      <w:r>
+        <w:br/>
+      </w:r>
+      <w:r>
+        <w:br/>
+      </w:r>
+      <w:r>
+        <w:br/>
+      </w:r>
+      <w:r>
+        <w:br/>
+      </w:r>
+      <w:r>
+        <w:br/>
+      </w:r>
+      <w:r>
+        <w:br/>
+      </w:r>
+    </w:p>
+    <w:p>
+      <w:pPr>
+        <w:rPr>
+          <w:b/>
+          <w:bCs/>
+          <w:sz w:val="32"/>
+          <w:szCs w:val="32"/>
+        </w:rPr>
+      </w:pPr>
+      <w:proofErr w:type="gramStart"/>
+      <w:r>
+        <w:rPr>
+          <w:b/>
+          <w:bCs/>
+          <w:sz w:val="32"/>
+          <w:szCs w:val="32"/>
+        </w:rPr>
+        <w:lastRenderedPageBreak/>
+        <w:t xml:space="preserve">OUTPUT </w:t>
+      </w:r>
+      <w:r>
+        <w:rPr>
+          <w:b/>
+          <w:bCs/>
+          <w:sz w:val="32"/>
+          <w:szCs w:val="32"/>
+        </w:rPr>
+        <w:t>:</w:t>
+      </w:r>
+      <w:proofErr w:type="gramEnd"/>
+    </w:p>
+    <w:p>
+      <w:pPr>
+        <w:rPr>
+          <w:b/>
+          <w:bCs/>
+          <w:sz w:val="32"/>
+          <w:szCs w:val="32"/>
+        </w:rPr>
+      </w:pPr>
+      <w:r>
+        <w:rPr>
+          <w:b/>
+          <w:bCs/>
+          <w:sz w:val="32"/>
+          <w:szCs w:val="32"/>
+        </w:rPr>
+        <w:tab/>
+      </w:r>
+      <w:r>
+        <w:rPr>
+          <w:b/>
+          <w:bCs/>
+          <w:noProof/>
+          <w:sz w:val="32"/>
+          <w:szCs w:val="32"/>
+        </w:rPr>
+        <w:drawing>
+          <wp:inline distT="0" distB="0" distL="0" distR="0" wp14:anchorId="77F31274" wp14:editId="61D1147A">
+            <wp:extent cx="5943600" cy="3523615"/>
+            <wp:effectExtent l="0" t="0" r="0" b="635"/>
+            <wp:docPr id="420027316" name="Picture 1"/>
+            <wp:cNvGraphicFramePr>
+              <a:graphicFrameLocks xmlns:a="http://schemas.openxmlformats.org/drawingml/2006/main" noChangeAspect="1"/>
+            </wp:cNvGraphicFramePr>
+            <a:graphic xmlns:a="http://schemas.openxmlformats.org/drawingml/2006/main">
+              <a:graphicData uri="http://schemas.openxmlformats.org/drawingml/2006/picture">
+                <pic:pic xmlns:pic="http://schemas.openxmlformats.org/drawingml/2006/picture">
+                  <pic:nvPicPr>
+                    <pic:cNvPr id="420027316" name=""/>
+                    <pic:cNvPicPr/>
+                  </pic:nvPicPr>
+                  <pic:blipFill>
+                    <a:blip r:embed="rId7"/>
+                    <a:stretch>
+                      <a:fillRect/>
+                    </a:stretch>
+                  </pic:blipFill>
+                  <pic:spPr>
+                    <a:xfrm>
+                      <a:off x="0" y="0"/>
+                      <a:ext cx="5943600" cy="3523615"/>
+                    </a:xfrm>
+                    <a:prstGeom prst="rect">
+                      <a:avLst/>
+                    </a:prstGeom>
+                  </pic:spPr>
+                </pic:pic>
+              </a:graphicData>
+            </a:graphic>
+          </wp:inline>
+        </w:drawing>
+      </w:r>
+    </w:p>
+    <w:p>
+      <w:pPr>
+        <w:rPr>
+          <w:b/>
+          <w:bCs/>
+          <w:sz w:val="32"/>
+          <w:szCs w:val="32"/>
+        </w:rPr>
+      </w:pPr>
+    </w:p>
+    <w:p>
+      <w:pPr>
+        <w:rPr>
+          <w:b/>
+          <w:bCs/>
+          <w:sz w:val="32"/>
+          <w:szCs w:val="32"/>
+        </w:rPr>
+      </w:pPr>
+    </w:p>
+    <w:p>
+      <w:pPr>
+        <w:rPr>
+          <w:b/>
+          <w:bCs/>
+          <w:sz w:val="32"/>
+          <w:szCs w:val="32"/>
+        </w:rPr>
+      </w:pPr>
+    </w:p>
+    <w:p>
+      <w:pPr>
+        <w:rPr>
+          <w:b/>
+          <w:bCs/>
+          <w:sz w:val="32"/>
+          <w:szCs w:val="32"/>
+        </w:rPr>
+      </w:pPr>
+    </w:p>
+    <w:p>
+      <w:pPr>
+        <w:rPr>
+          <w:b/>
+          <w:bCs/>
+          <w:sz w:val="32"/>
+          <w:szCs w:val="32"/>
+        </w:rPr>
+      </w:pPr>
+    </w:p>
+    <w:p>
+      <w:pPr>
+        <w:rPr>
+          <w:b/>
+          <w:bCs/>
+          <w:sz w:val="32"/>
+          <w:szCs w:val="32"/>
+        </w:rPr>
+      </w:pPr>
+    </w:p>
+    <w:p>
+      <w:pPr>
+        <w:rPr>
+          <w:b/>
+          <w:bCs/>
+          <w:sz w:val="32"/>
+          <w:szCs w:val="32"/>
+        </w:rPr>
+      </w:pPr>
+    </w:p>
+    <w:p>
+      <w:pPr>
+        <w:rPr>
+          <w:b/>
+          <w:bCs/>
+          <w:sz w:val="32"/>
+          <w:szCs w:val="32"/>
+        </w:rPr>
+      </w:pPr>
+    </w:p>
+    <w:p>
+      <w:pPr>
+        <w:rPr>
+          <w:b/>
+          <w:bCs/>
+          <w:sz w:val="32"/>
+          <w:szCs w:val="32"/>
+        </w:rPr>
+      </w:pPr>
+    </w:p>
+    <w:p>
+      <w:pPr>
+        <w:rPr>
+          <w:b/>
+          <w:bCs/>
+          <w:sz w:val="32"/>
+          <w:szCs w:val="32"/>
+        </w:rPr>
+      </w:pPr>
+    </w:p>
+    <w:p>
+      <w:pPr>
+        <w:rPr>
+          <w:b/>
+          <w:bCs/>
+          <w:sz w:val="32"/>
+          <w:szCs w:val="32"/>
+        </w:rPr>
+      </w:pPr>
+    </w:p>
+    <w:p>
+      <w:pPr>
+        <w:rPr>
+          <w:sz w:val="28"/>
+          <w:szCs w:val="28"/>
+        </w:rPr>
+      </w:pPr>
+      <w:r>
+        <w:rPr>
+          <w:b/>
+          <w:bCs/>
+          <w:sz w:val="28"/>
+          <w:szCs w:val="28"/>
+        </w:rPr>
+        <w:lastRenderedPageBreak/>
         <w:t>Exercise 2: Implementing the Factory Method Pattern</w:t>
       </w:r>
     </w:p>
@@ -428,7 +703,6 @@
         </w:numPr>
       </w:pPr>
       <w:r>
-        <w:lastRenderedPageBreak/>
         <w:t xml:space="preserve">Create concrete factory classes for each document type that extends DocumentFactory and implements the </w:t>
       </w:r>
       <w:r>
@@ -465,23 +739,292 @@
         </w:numPr>
       </w:pPr>
       <w:r>
-        <w:t>Create a test class to demonstrate the creation of different document types using the factory method.</w:t>
-      </w:r>
-    </w:p>
-    <w:p>
-      <w:pPr>
-        <w:rPr>
-          <w:sz w:val="28"/>
-          <w:szCs w:val="28"/>
-        </w:rPr>
-      </w:pPr>
-      <w:r>
-        <w:rPr>
-          <w:b/>
-          <w:bCs/>
-          <w:sz w:val="28"/>
-          <w:szCs w:val="28"/>
-        </w:rPr>
+        <w:t>Create a test class to demonstrate the creation of different document types using the factory method</w:t>
+      </w:r>
+      <w:r>
+        <w:t>.</w:t>
+      </w:r>
+    </w:p>
+    <w:p>
+      <w:pPr>
+        <w:rPr>
+          <w:b/>
+          <w:bCs/>
+          <w:sz w:val="32"/>
+          <w:szCs w:val="32"/>
+        </w:rPr>
+      </w:pPr>
+    </w:p>
+    <w:p>
+      <w:pPr>
+        <w:rPr>
+          <w:b/>
+          <w:bCs/>
+          <w:sz w:val="32"/>
+          <w:szCs w:val="32"/>
+        </w:rPr>
+      </w:pPr>
+    </w:p>
+    <w:p>
+      <w:pPr>
+        <w:rPr>
+          <w:b/>
+          <w:bCs/>
+          <w:sz w:val="32"/>
+          <w:szCs w:val="32"/>
+        </w:rPr>
+      </w:pPr>
+    </w:p>
+    <w:p>
+      <w:pPr>
+        <w:rPr>
+          <w:b/>
+          <w:bCs/>
+          <w:sz w:val="32"/>
+          <w:szCs w:val="32"/>
+        </w:rPr>
+      </w:pPr>
+    </w:p>
+    <w:p>
+      <w:pPr>
+        <w:rPr>
+          <w:b/>
+          <w:bCs/>
+          <w:sz w:val="32"/>
+          <w:szCs w:val="32"/>
+        </w:rPr>
+      </w:pPr>
+    </w:p>
+    <w:p>
+      <w:pPr>
+        <w:rPr>
+          <w:b/>
+          <w:bCs/>
+          <w:sz w:val="32"/>
+          <w:szCs w:val="32"/>
+        </w:rPr>
+      </w:pPr>
+    </w:p>
+    <w:p>
+      <w:pPr>
+        <w:rPr>
+          <w:b/>
+          <w:bCs/>
+          <w:sz w:val="32"/>
+          <w:szCs w:val="32"/>
+        </w:rPr>
+      </w:pPr>
+    </w:p>
+    <w:p>
+      <w:pPr>
+        <w:rPr>
+          <w:b/>
+          <w:bCs/>
+          <w:sz w:val="32"/>
+          <w:szCs w:val="32"/>
+        </w:rPr>
+      </w:pPr>
+    </w:p>
+    <w:p>
+      <w:pPr>
+        <w:rPr>
+          <w:b/>
+          <w:bCs/>
+          <w:sz w:val="32"/>
+          <w:szCs w:val="32"/>
+        </w:rPr>
+      </w:pPr>
+      <w:proofErr w:type="gramStart"/>
+      <w:r>
+        <w:rPr>
+          <w:b/>
+          <w:bCs/>
+          <w:sz w:val="32"/>
+          <w:szCs w:val="32"/>
+        </w:rPr>
+        <w:lastRenderedPageBreak/>
+        <w:t>OUTPUT :</w:t>
+      </w:r>
+      <w:proofErr w:type="gramEnd"/>
+    </w:p>
+    <w:p/>
+    <w:p>
+      <w:r>
+        <w:rPr>
+          <w:noProof/>
+        </w:rPr>
+        <w:drawing>
+          <wp:inline distT="0" distB="0" distL="0" distR="0" wp14:anchorId="534F3A4F" wp14:editId="1AA3B412">
+            <wp:extent cx="5943600" cy="3523615"/>
+            <wp:effectExtent l="0" t="0" r="0" b="635"/>
+            <wp:docPr id="751600293" name="Picture 1"/>
+            <wp:cNvGraphicFramePr>
+              <a:graphicFrameLocks xmlns:a="http://schemas.openxmlformats.org/drawingml/2006/main" noChangeAspect="1"/>
+            </wp:cNvGraphicFramePr>
+            <a:graphic xmlns:a="http://schemas.openxmlformats.org/drawingml/2006/main">
+              <a:graphicData uri="http://schemas.openxmlformats.org/drawingml/2006/picture">
+                <pic:pic xmlns:pic="http://schemas.openxmlformats.org/drawingml/2006/picture">
+                  <pic:nvPicPr>
+                    <pic:cNvPr id="751600293" name=""/>
+                    <pic:cNvPicPr/>
+                  </pic:nvPicPr>
+                  <pic:blipFill>
+                    <a:blip r:embed="rId8"/>
+                    <a:stretch>
+                      <a:fillRect/>
+                    </a:stretch>
+                  </pic:blipFill>
+                  <pic:spPr>
+                    <a:xfrm>
+                      <a:off x="0" y="0"/>
+                      <a:ext cx="5943600" cy="3523615"/>
+                    </a:xfrm>
+                    <a:prstGeom prst="rect">
+                      <a:avLst/>
+                    </a:prstGeom>
+                  </pic:spPr>
+                </pic:pic>
+              </a:graphicData>
+            </a:graphic>
+          </wp:inline>
+        </w:drawing>
+      </w:r>
+    </w:p>
+    <w:p>
+      <w:pPr>
+        <w:rPr>
+          <w:b/>
+          <w:bCs/>
+          <w:sz w:val="28"/>
+          <w:szCs w:val="28"/>
+        </w:rPr>
+      </w:pPr>
+    </w:p>
+    <w:p>
+      <w:pPr>
+        <w:rPr>
+          <w:b/>
+          <w:bCs/>
+          <w:sz w:val="28"/>
+          <w:szCs w:val="28"/>
+        </w:rPr>
+      </w:pPr>
+    </w:p>
+    <w:p>
+      <w:pPr>
+        <w:rPr>
+          <w:b/>
+          <w:bCs/>
+          <w:sz w:val="28"/>
+          <w:szCs w:val="28"/>
+        </w:rPr>
+      </w:pPr>
+    </w:p>
+    <w:p>
+      <w:pPr>
+        <w:rPr>
+          <w:b/>
+          <w:bCs/>
+          <w:sz w:val="28"/>
+          <w:szCs w:val="28"/>
+        </w:rPr>
+      </w:pPr>
+    </w:p>
+    <w:p>
+      <w:pPr>
+        <w:rPr>
+          <w:b/>
+          <w:bCs/>
+          <w:sz w:val="28"/>
+          <w:szCs w:val="28"/>
+        </w:rPr>
+      </w:pPr>
+    </w:p>
+    <w:p>
+      <w:pPr>
+        <w:rPr>
+          <w:b/>
+          <w:bCs/>
+          <w:sz w:val="28"/>
+          <w:szCs w:val="28"/>
+        </w:rPr>
+      </w:pPr>
+    </w:p>
+    <w:p>
+      <w:pPr>
+        <w:rPr>
+          <w:b/>
+          <w:bCs/>
+          <w:sz w:val="28"/>
+          <w:szCs w:val="28"/>
+        </w:rPr>
+      </w:pPr>
+    </w:p>
+    <w:p>
+      <w:pPr>
+        <w:rPr>
+          <w:b/>
+          <w:bCs/>
+          <w:sz w:val="28"/>
+          <w:szCs w:val="28"/>
+        </w:rPr>
+      </w:pPr>
+    </w:p>
+    <w:p>
+      <w:pPr>
+        <w:rPr>
+          <w:b/>
+          <w:bCs/>
+          <w:sz w:val="28"/>
+          <w:szCs w:val="28"/>
+        </w:rPr>
+      </w:pPr>
+    </w:p>
+    <w:p>
+      <w:pPr>
+        <w:rPr>
+          <w:b/>
+          <w:bCs/>
+          <w:sz w:val="28"/>
+          <w:szCs w:val="28"/>
+        </w:rPr>
+      </w:pPr>
+    </w:p>
+    <w:p>
+      <w:pPr>
+        <w:rPr>
+          <w:b/>
+          <w:bCs/>
+          <w:sz w:val="28"/>
+          <w:szCs w:val="28"/>
+        </w:rPr>
+      </w:pPr>
+    </w:p>
+    <w:p>
+      <w:pPr>
+        <w:rPr>
+          <w:b/>
+          <w:bCs/>
+          <w:sz w:val="28"/>
+          <w:szCs w:val="28"/>
+        </w:rPr>
+      </w:pPr>
+    </w:p>
+    <w:p>
+      <w:pPr>
+        <w:rPr>
+          <w:sz w:val="28"/>
+          <w:szCs w:val="28"/>
+        </w:rPr>
+      </w:pPr>
+      <w:r>
+        <w:rPr>
+          <w:b/>
+          <w:bCs/>
+          <w:sz w:val="28"/>
+          <w:szCs w:val="28"/>
+        </w:rPr>
+        <w:lastRenderedPageBreak/>
         <w:t>Exercise 3: Implementing the Builder Pattern</w:t>
       </w:r>
     </w:p>
@@ -754,18 +1297,258 @@
     </w:p>
     <w:p>
       <w:pPr>
-        <w:rPr>
-          <w:sz w:val="28"/>
-          <w:szCs w:val="28"/>
-        </w:rPr>
-      </w:pPr>
-      <w:r>
-        <w:rPr>
-          <w:b/>
-          <w:bCs/>
-          <w:sz w:val="28"/>
-          <w:szCs w:val="28"/>
-        </w:rPr>
+        <w:ind w:left="1080"/>
+      </w:pPr>
+    </w:p>
+    <w:p>
+      <w:pPr>
+        <w:ind w:left="1080"/>
+      </w:pPr>
+    </w:p>
+    <w:p>
+      <w:pPr>
+        <w:ind w:left="1080"/>
+      </w:pPr>
+    </w:p>
+    <w:p>
+      <w:pPr>
+        <w:ind w:left="1080"/>
+      </w:pPr>
+    </w:p>
+    <w:p>
+      <w:pPr>
+        <w:ind w:left="1080"/>
+      </w:pPr>
+    </w:p>
+    <w:p>
+      <w:pPr>
+        <w:ind w:left="1080"/>
+      </w:pPr>
+    </w:p>
+    <w:p>
+      <w:pPr>
+        <w:ind w:left="1080"/>
+      </w:pPr>
+    </w:p>
+    <w:p>
+      <w:pPr>
+        <w:ind w:left="1080"/>
+      </w:pPr>
+    </w:p>
+    <w:p>
+      <w:pPr>
+        <w:ind w:left="1080"/>
+      </w:pPr>
+    </w:p>
+    <w:p>
+      <w:pPr>
+        <w:ind w:left="1080"/>
+      </w:pPr>
+    </w:p>
+    <w:p>
+      <w:pPr>
+        <w:ind w:left="1080"/>
+      </w:pPr>
+    </w:p>
+    <w:p>
+      <w:pPr>
+        <w:rPr>
+          <w:b/>
+          <w:bCs/>
+          <w:sz w:val="32"/>
+          <w:szCs w:val="32"/>
+        </w:rPr>
+      </w:pPr>
+      <w:proofErr w:type="gramStart"/>
+      <w:r>
+        <w:rPr>
+          <w:b/>
+          <w:bCs/>
+          <w:sz w:val="32"/>
+          <w:szCs w:val="32"/>
+        </w:rPr>
+        <w:lastRenderedPageBreak/>
+        <w:t>OUTPUT :</w:t>
+      </w:r>
+      <w:proofErr w:type="gramEnd"/>
+    </w:p>
+    <w:p>
+      <w:r>
+        <w:rPr>
+          <w:noProof/>
+        </w:rPr>
+        <w:drawing>
+          <wp:inline distT="0" distB="0" distL="0" distR="0" wp14:anchorId="4F21A759" wp14:editId="2A594850">
+            <wp:extent cx="5918200" cy="3511718"/>
+            <wp:effectExtent l="0" t="0" r="6350" b="0"/>
+            <wp:docPr id="1260980257" name="Picture 1"/>
+            <wp:cNvGraphicFramePr>
+              <a:graphicFrameLocks xmlns:a="http://schemas.openxmlformats.org/drawingml/2006/main" noChangeAspect="1"/>
+            </wp:cNvGraphicFramePr>
+            <a:graphic xmlns:a="http://schemas.openxmlformats.org/drawingml/2006/main">
+              <a:graphicData uri="http://schemas.openxmlformats.org/drawingml/2006/picture">
+                <pic:pic xmlns:pic="http://schemas.openxmlformats.org/drawingml/2006/picture">
+                  <pic:nvPicPr>
+                    <pic:cNvPr id="1260980257" name=""/>
+                    <pic:cNvPicPr/>
+                  </pic:nvPicPr>
+                  <pic:blipFill>
+                    <a:blip r:embed="rId9"/>
+                    <a:stretch>
+                      <a:fillRect/>
+                    </a:stretch>
+                  </pic:blipFill>
+                  <pic:spPr>
+                    <a:xfrm>
+                      <a:off x="0" y="0"/>
+                      <a:ext cx="6006533" cy="3564133"/>
+                    </a:xfrm>
+                    <a:prstGeom prst="rect">
+                      <a:avLst/>
+                    </a:prstGeom>
+                  </pic:spPr>
+                </pic:pic>
+              </a:graphicData>
+            </a:graphic>
+          </wp:inline>
+        </w:drawing>
+      </w:r>
+    </w:p>
+    <w:p>
+      <w:pPr>
+        <w:rPr>
+          <w:b/>
+          <w:bCs/>
+          <w:sz w:val="28"/>
+          <w:szCs w:val="28"/>
+        </w:rPr>
+      </w:pPr>
+    </w:p>
+    <w:p>
+      <w:pPr>
+        <w:rPr>
+          <w:b/>
+          <w:bCs/>
+          <w:sz w:val="28"/>
+          <w:szCs w:val="28"/>
+        </w:rPr>
+      </w:pPr>
+    </w:p>
+    <w:p>
+      <w:pPr>
+        <w:rPr>
+          <w:b/>
+          <w:bCs/>
+          <w:sz w:val="28"/>
+          <w:szCs w:val="28"/>
+        </w:rPr>
+      </w:pPr>
+    </w:p>
+    <w:p>
+      <w:pPr>
+        <w:rPr>
+          <w:b/>
+          <w:bCs/>
+          <w:sz w:val="28"/>
+          <w:szCs w:val="28"/>
+        </w:rPr>
+      </w:pPr>
+    </w:p>
+    <w:p>
+      <w:pPr>
+        <w:rPr>
+          <w:b/>
+          <w:bCs/>
+          <w:sz w:val="28"/>
+          <w:szCs w:val="28"/>
+        </w:rPr>
+      </w:pPr>
+    </w:p>
+    <w:p>
+      <w:pPr>
+        <w:rPr>
+          <w:b/>
+          <w:bCs/>
+          <w:sz w:val="28"/>
+          <w:szCs w:val="28"/>
+        </w:rPr>
+      </w:pPr>
+    </w:p>
+    <w:p>
+      <w:pPr>
+        <w:rPr>
+          <w:b/>
+          <w:bCs/>
+          <w:sz w:val="28"/>
+          <w:szCs w:val="28"/>
+        </w:rPr>
+      </w:pPr>
+    </w:p>
+    <w:p>
+      <w:pPr>
+        <w:rPr>
+          <w:b/>
+          <w:bCs/>
+          <w:sz w:val="28"/>
+          <w:szCs w:val="28"/>
+        </w:rPr>
+      </w:pPr>
+    </w:p>
+    <w:p>
+      <w:pPr>
+        <w:rPr>
+          <w:b/>
+          <w:bCs/>
+          <w:sz w:val="28"/>
+          <w:szCs w:val="28"/>
+        </w:rPr>
+      </w:pPr>
+    </w:p>
+    <w:p>
+      <w:pPr>
+        <w:rPr>
+          <w:b/>
+          <w:bCs/>
+          <w:sz w:val="28"/>
+          <w:szCs w:val="28"/>
+        </w:rPr>
+      </w:pPr>
+    </w:p>
+    <w:p>
+      <w:pPr>
+        <w:rPr>
+          <w:b/>
+          <w:bCs/>
+          <w:sz w:val="28"/>
+          <w:szCs w:val="28"/>
+        </w:rPr>
+      </w:pPr>
+    </w:p>
+    <w:p>
+      <w:pPr>
+        <w:rPr>
+          <w:b/>
+          <w:bCs/>
+          <w:sz w:val="28"/>
+          <w:szCs w:val="28"/>
+        </w:rPr>
+      </w:pPr>
+    </w:p>
+    <w:p>
+      <w:pPr>
+        <w:rPr>
+          <w:sz w:val="28"/>
+          <w:szCs w:val="28"/>
+        </w:rPr>
+      </w:pPr>
+      <w:r>
+        <w:rPr>
+          <w:b/>
+          <w:bCs/>
+          <w:sz w:val="28"/>
+          <w:szCs w:val="28"/>
+        </w:rPr>
+        <w:lastRenderedPageBreak/>
         <w:t>Exercise 4: Implementing the Adapter Pattern</w:t>
       </w:r>
     </w:p>
@@ -863,7 +1646,6 @@
           <w:b/>
           <w:bCs/>
         </w:rPr>
-        <w:lastRenderedPageBreak/>
         <w:t>Define Target Interface:</w:t>
       </w:r>
     </w:p>
@@ -976,20 +1758,217 @@
         <w:t>Create a test class to demonstrate the use of different payment gateways through the adapter.</w:t>
       </w:r>
     </w:p>
-    <w:p>
-      <w:pPr>
-        <w:rPr>
-          <w:sz w:val="28"/>
-          <w:szCs w:val="28"/>
-        </w:rPr>
-      </w:pPr>
-      <w:r>
-        <w:rPr>
-          <w:b/>
-          <w:bCs/>
-          <w:sz w:val="28"/>
-          <w:szCs w:val="28"/>
-        </w:rPr>
+    <w:p/>
+    <w:p/>
+    <w:p/>
+    <w:p/>
+    <w:p/>
+    <w:p/>
+    <w:p/>
+    <w:p/>
+    <w:p/>
+    <w:p/>
+    <w:p/>
+    <w:p/>
+    <w:p>
+      <w:pPr>
+        <w:rPr>
+          <w:b/>
+          <w:bCs/>
+          <w:sz w:val="32"/>
+          <w:szCs w:val="32"/>
+        </w:rPr>
+      </w:pPr>
+      <w:proofErr w:type="gramStart"/>
+      <w:r>
+        <w:rPr>
+          <w:b/>
+          <w:bCs/>
+          <w:sz w:val="32"/>
+          <w:szCs w:val="32"/>
+        </w:rPr>
+        <w:lastRenderedPageBreak/>
+        <w:t>OUTPUT :</w:t>
+      </w:r>
+      <w:proofErr w:type="gramEnd"/>
+    </w:p>
+    <w:p>
+      <w:r>
+        <w:rPr>
+          <w:noProof/>
+        </w:rPr>
+        <w:drawing>
+          <wp:inline distT="0" distB="0" distL="0" distR="0" wp14:anchorId="3AC28025" wp14:editId="60778C3F">
+            <wp:extent cx="6159500" cy="3660823"/>
+            <wp:effectExtent l="0" t="0" r="0" b="0"/>
+            <wp:docPr id="1501765815" name="Picture 1"/>
+            <wp:cNvGraphicFramePr>
+              <a:graphicFrameLocks xmlns:a="http://schemas.openxmlformats.org/drawingml/2006/main" noChangeAspect="1"/>
+            </wp:cNvGraphicFramePr>
+            <a:graphic xmlns:a="http://schemas.openxmlformats.org/drawingml/2006/main">
+              <a:graphicData uri="http://schemas.openxmlformats.org/drawingml/2006/picture">
+                <pic:pic xmlns:pic="http://schemas.openxmlformats.org/drawingml/2006/picture">
+                  <pic:nvPicPr>
+                    <pic:cNvPr id="1501765815" name=""/>
+                    <pic:cNvPicPr/>
+                  </pic:nvPicPr>
+                  <pic:blipFill>
+                    <a:blip r:embed="rId10"/>
+                    <a:stretch>
+                      <a:fillRect/>
+                    </a:stretch>
+                  </pic:blipFill>
+                  <pic:spPr>
+                    <a:xfrm>
+                      <a:off x="0" y="0"/>
+                      <a:ext cx="6189823" cy="3678845"/>
+                    </a:xfrm>
+                    <a:prstGeom prst="rect">
+                      <a:avLst/>
+                    </a:prstGeom>
+                  </pic:spPr>
+                </pic:pic>
+              </a:graphicData>
+            </a:graphic>
+          </wp:inline>
+        </w:drawing>
+      </w:r>
+    </w:p>
+    <w:p>
+      <w:pPr>
+        <w:rPr>
+          <w:b/>
+          <w:bCs/>
+          <w:sz w:val="28"/>
+          <w:szCs w:val="28"/>
+        </w:rPr>
+      </w:pPr>
+    </w:p>
+    <w:p>
+      <w:pPr>
+        <w:rPr>
+          <w:b/>
+          <w:bCs/>
+          <w:sz w:val="28"/>
+          <w:szCs w:val="28"/>
+        </w:rPr>
+      </w:pPr>
+    </w:p>
+    <w:p>
+      <w:pPr>
+        <w:rPr>
+          <w:b/>
+          <w:bCs/>
+          <w:sz w:val="28"/>
+          <w:szCs w:val="28"/>
+        </w:rPr>
+      </w:pPr>
+    </w:p>
+    <w:p>
+      <w:pPr>
+        <w:rPr>
+          <w:b/>
+          <w:bCs/>
+          <w:sz w:val="28"/>
+          <w:szCs w:val="28"/>
+        </w:rPr>
+      </w:pPr>
+    </w:p>
+    <w:p>
+      <w:pPr>
+        <w:rPr>
+          <w:b/>
+          <w:bCs/>
+          <w:sz w:val="28"/>
+          <w:szCs w:val="28"/>
+        </w:rPr>
+      </w:pPr>
+    </w:p>
+    <w:p>
+      <w:pPr>
+        <w:rPr>
+          <w:b/>
+          <w:bCs/>
+          <w:sz w:val="28"/>
+          <w:szCs w:val="28"/>
+        </w:rPr>
+      </w:pPr>
+    </w:p>
+    <w:p>
+      <w:pPr>
+        <w:rPr>
+          <w:b/>
+          <w:bCs/>
+          <w:sz w:val="28"/>
+          <w:szCs w:val="28"/>
+        </w:rPr>
+      </w:pPr>
+    </w:p>
+    <w:p>
+      <w:pPr>
+        <w:rPr>
+          <w:b/>
+          <w:bCs/>
+          <w:sz w:val="28"/>
+          <w:szCs w:val="28"/>
+        </w:rPr>
+      </w:pPr>
+    </w:p>
+    <w:p>
+      <w:pPr>
+        <w:rPr>
+          <w:b/>
+          <w:bCs/>
+          <w:sz w:val="28"/>
+          <w:szCs w:val="28"/>
+        </w:rPr>
+      </w:pPr>
+    </w:p>
+    <w:p>
+      <w:pPr>
+        <w:rPr>
+          <w:b/>
+          <w:bCs/>
+          <w:sz w:val="28"/>
+          <w:szCs w:val="28"/>
+        </w:rPr>
+      </w:pPr>
+    </w:p>
+    <w:p>
+      <w:pPr>
+        <w:rPr>
+          <w:b/>
+          <w:bCs/>
+          <w:sz w:val="28"/>
+          <w:szCs w:val="28"/>
+        </w:rPr>
+      </w:pPr>
+    </w:p>
+    <w:p>
+      <w:pPr>
+        <w:rPr>
+          <w:b/>
+          <w:bCs/>
+          <w:sz w:val="28"/>
+          <w:szCs w:val="28"/>
+        </w:rPr>
+      </w:pPr>
+    </w:p>
+    <w:p>
+      <w:pPr>
+        <w:rPr>
+          <w:sz w:val="28"/>
+          <w:szCs w:val="28"/>
+        </w:rPr>
+      </w:pPr>
+      <w:r>
+        <w:rPr>
+          <w:b/>
+          <w:bCs/>
+          <w:sz w:val="28"/>
+          <w:szCs w:val="28"/>
+        </w:rPr>
+        <w:lastRenderedPageBreak/>
         <w:t>Exercise 5: Implementing the Decorator Pattern</w:t>
       </w:r>
     </w:p>
@@ -1289,19 +2268,195 @@
         <w:t>Create a test class to demonstrate sending notifications via multiple channels using decorators.</w:t>
       </w:r>
     </w:p>
-    <w:p>
-      <w:pPr>
-        <w:rPr>
-          <w:b/>
-          <w:bCs/>
-        </w:rPr>
-      </w:pPr>
-    </w:p>
-    <w:p>
-      <w:pPr>
-        <w:rPr>
-          <w:b/>
-          <w:bCs/>
+    <w:p/>
+    <w:p/>
+    <w:p/>
+    <w:p/>
+    <w:p/>
+    <w:p/>
+    <w:p/>
+    <w:p/>
+    <w:p/>
+    <w:p/>
+    <w:p/>
+    <w:p>
+      <w:pPr>
+        <w:rPr>
+          <w:b/>
+          <w:bCs/>
+          <w:sz w:val="32"/>
+          <w:szCs w:val="32"/>
+        </w:rPr>
+      </w:pPr>
+      <w:proofErr w:type="gramStart"/>
+      <w:r>
+        <w:rPr>
+          <w:b/>
+          <w:bCs/>
+          <w:sz w:val="32"/>
+          <w:szCs w:val="32"/>
+        </w:rPr>
+        <w:lastRenderedPageBreak/>
+        <w:t>OUTPUT :</w:t>
+      </w:r>
+      <w:proofErr w:type="gramEnd"/>
+    </w:p>
+    <w:p/>
+    <w:p>
+      <w:pPr>
+        <w:rPr>
+          <w:b/>
+          <w:bCs/>
+        </w:rPr>
+      </w:pPr>
+      <w:r>
+        <w:rPr>
+          <w:b/>
+          <w:bCs/>
+          <w:noProof/>
+        </w:rPr>
+        <w:drawing>
+          <wp:inline distT="0" distB="0" distL="0" distR="0" wp14:anchorId="08190AFA" wp14:editId="443FC30C">
+            <wp:extent cx="6032500" cy="3591785"/>
+            <wp:effectExtent l="0" t="0" r="6350" b="8890"/>
+            <wp:docPr id="1048825551" name="Picture 1"/>
+            <wp:cNvGraphicFramePr>
+              <a:graphicFrameLocks xmlns:a="http://schemas.openxmlformats.org/drawingml/2006/main" noChangeAspect="1"/>
+            </wp:cNvGraphicFramePr>
+            <a:graphic xmlns:a="http://schemas.openxmlformats.org/drawingml/2006/main">
+              <a:graphicData uri="http://schemas.openxmlformats.org/drawingml/2006/picture">
+                <pic:pic xmlns:pic="http://schemas.openxmlformats.org/drawingml/2006/picture">
+                  <pic:nvPicPr>
+                    <pic:cNvPr id="1048825551" name=""/>
+                    <pic:cNvPicPr/>
+                  </pic:nvPicPr>
+                  <pic:blipFill>
+                    <a:blip r:embed="rId11"/>
+                    <a:stretch>
+                      <a:fillRect/>
+                    </a:stretch>
+                  </pic:blipFill>
+                  <pic:spPr>
+                    <a:xfrm>
+                      <a:off x="0" y="0"/>
+                      <a:ext cx="6078648" cy="3619262"/>
+                    </a:xfrm>
+                    <a:prstGeom prst="rect">
+                      <a:avLst/>
+                    </a:prstGeom>
+                  </pic:spPr>
+                </pic:pic>
+              </a:graphicData>
+            </a:graphic>
+          </wp:inline>
+        </w:drawing>
+      </w:r>
+    </w:p>
+    <w:p>
+      <w:pPr>
+        <w:rPr>
+          <w:b/>
+          <w:bCs/>
+        </w:rPr>
+      </w:pPr>
+    </w:p>
+    <w:p>
+      <w:pPr>
+        <w:rPr>
+          <w:b/>
+          <w:bCs/>
+          <w:sz w:val="28"/>
+          <w:szCs w:val="28"/>
+        </w:rPr>
+      </w:pPr>
+    </w:p>
+    <w:p>
+      <w:pPr>
+        <w:rPr>
+          <w:b/>
+          <w:bCs/>
+          <w:sz w:val="28"/>
+          <w:szCs w:val="28"/>
+        </w:rPr>
+      </w:pPr>
+    </w:p>
+    <w:p>
+      <w:pPr>
+        <w:rPr>
+          <w:b/>
+          <w:bCs/>
+          <w:sz w:val="28"/>
+          <w:szCs w:val="28"/>
+        </w:rPr>
+      </w:pPr>
+    </w:p>
+    <w:p>
+      <w:pPr>
+        <w:rPr>
+          <w:b/>
+          <w:bCs/>
+          <w:sz w:val="28"/>
+          <w:szCs w:val="28"/>
+        </w:rPr>
+      </w:pPr>
+    </w:p>
+    <w:p>
+      <w:pPr>
+        <w:rPr>
+          <w:b/>
+          <w:bCs/>
+          <w:sz w:val="28"/>
+          <w:szCs w:val="28"/>
+        </w:rPr>
+      </w:pPr>
+    </w:p>
+    <w:p>
+      <w:pPr>
+        <w:rPr>
+          <w:b/>
+          <w:bCs/>
+          <w:sz w:val="28"/>
+          <w:szCs w:val="28"/>
+        </w:rPr>
+      </w:pPr>
+    </w:p>
+    <w:p>
+      <w:pPr>
+        <w:rPr>
+          <w:b/>
+          <w:bCs/>
+          <w:sz w:val="28"/>
+          <w:szCs w:val="28"/>
+        </w:rPr>
+      </w:pPr>
+    </w:p>
+    <w:p>
+      <w:pPr>
+        <w:rPr>
+          <w:b/>
+          <w:bCs/>
+          <w:sz w:val="28"/>
+          <w:szCs w:val="28"/>
+        </w:rPr>
+      </w:pPr>
+    </w:p>
+    <w:p>
+      <w:pPr>
+        <w:rPr>
+          <w:b/>
+          <w:bCs/>
+          <w:sz w:val="28"/>
+          <w:szCs w:val="28"/>
+        </w:rPr>
+      </w:pPr>
+    </w:p>
+    <w:p>
+      <w:pPr>
+        <w:rPr>
+          <w:b/>
+          <w:bCs/>
+          <w:sz w:val="28"/>
+          <w:szCs w:val="28"/>
         </w:rPr>
       </w:pPr>
     </w:p>
@@ -1570,20 +2725,112 @@
         <w:t xml:space="preserve"> to load and display images.</w:t>
       </w:r>
     </w:p>
-    <w:p>
-      <w:pPr>
-        <w:rPr>
-          <w:sz w:val="28"/>
-          <w:szCs w:val="28"/>
-        </w:rPr>
-      </w:pPr>
-      <w:r>
-        <w:rPr>
-          <w:b/>
-          <w:bCs/>
-          <w:sz w:val="28"/>
-          <w:szCs w:val="28"/>
-        </w:rPr>
+    <w:p/>
+    <w:p/>
+    <w:p/>
+    <w:p/>
+    <w:p/>
+    <w:p/>
+    <w:p/>
+    <w:p/>
+    <w:p/>
+    <w:p/>
+    <w:p/>
+    <w:p/>
+    <w:p>
+      <w:pPr>
+        <w:rPr>
+          <w:b/>
+          <w:bCs/>
+          <w:sz w:val="32"/>
+          <w:szCs w:val="32"/>
+        </w:rPr>
+      </w:pPr>
+      <w:proofErr w:type="gramStart"/>
+      <w:r>
+        <w:rPr>
+          <w:b/>
+          <w:bCs/>
+          <w:sz w:val="32"/>
+          <w:szCs w:val="32"/>
+        </w:rPr>
+        <w:lastRenderedPageBreak/>
+        <w:t>OUTPUT :</w:t>
+      </w:r>
+      <w:proofErr w:type="gramEnd"/>
+    </w:p>
+    <w:p>
+      <w:r>
+        <w:rPr>
+          <w:noProof/>
+        </w:rPr>
+        <w:drawing>
+          <wp:inline distT="0" distB="0" distL="0" distR="0" wp14:anchorId="0755212B" wp14:editId="158A1E3F">
+            <wp:extent cx="5943600" cy="3548380"/>
+            <wp:effectExtent l="0" t="0" r="0" b="0"/>
+            <wp:docPr id="554721358" name="Picture 1"/>
+            <wp:cNvGraphicFramePr>
+              <a:graphicFrameLocks xmlns:a="http://schemas.openxmlformats.org/drawingml/2006/main" noChangeAspect="1"/>
+            </wp:cNvGraphicFramePr>
+            <a:graphic xmlns:a="http://schemas.openxmlformats.org/drawingml/2006/main">
+              <a:graphicData uri="http://schemas.openxmlformats.org/drawingml/2006/picture">
+                <pic:pic xmlns:pic="http://schemas.openxmlformats.org/drawingml/2006/picture">
+                  <pic:nvPicPr>
+                    <pic:cNvPr id="554721358" name=""/>
+                    <pic:cNvPicPr/>
+                  </pic:nvPicPr>
+                  <pic:blipFill>
+                    <a:blip r:embed="rId12"/>
+                    <a:stretch>
+                      <a:fillRect/>
+                    </a:stretch>
+                  </pic:blipFill>
+                  <pic:spPr>
+                    <a:xfrm>
+                      <a:off x="0" y="0"/>
+                      <a:ext cx="5943600" cy="3548380"/>
+                    </a:xfrm>
+                    <a:prstGeom prst="rect">
+                      <a:avLst/>
+                    </a:prstGeom>
+                  </pic:spPr>
+                </pic:pic>
+              </a:graphicData>
+            </a:graphic>
+          </wp:inline>
+        </w:drawing>
+      </w:r>
+    </w:p>
+    <w:p/>
+    <w:p/>
+    <w:p/>
+    <w:p/>
+    <w:p/>
+    <w:p/>
+    <w:p/>
+    <w:p/>
+    <w:p/>
+    <w:p/>
+    <w:p/>
+    <w:p/>
+    <w:p/>
+    <w:p/>
+    <w:p/>
+    <w:p>
+      <w:pPr>
+        <w:rPr>
+          <w:sz w:val="28"/>
+          <w:szCs w:val="28"/>
+        </w:rPr>
+      </w:pPr>
+      <w:r>
+        <w:rPr>
+          <w:b/>
+          <w:bCs/>
+          <w:sz w:val="28"/>
+          <w:szCs w:val="28"/>
+        </w:rPr>
+        <w:lastRenderedPageBreak/>
         <w:t>Exercise 7: Implementing the Observer Pattern</w:t>
       </w:r>
     </w:p>
@@ -1804,7 +3051,6 @@
         </w:numPr>
       </w:pPr>
       <w:r>
-        <w:lastRenderedPageBreak/>
         <w:t xml:space="preserve">Create an interface Observer with a method </w:t>
       </w:r>
       <w:r>
@@ -1887,20 +3133,229 @@
         <w:t>Create a test class to demonstrate the registration and notification of observers.</w:t>
       </w:r>
     </w:p>
-    <w:p>
-      <w:pPr>
-        <w:rPr>
-          <w:sz w:val="28"/>
-          <w:szCs w:val="28"/>
-        </w:rPr>
-      </w:pPr>
-      <w:r>
-        <w:rPr>
-          <w:b/>
-          <w:bCs/>
-          <w:sz w:val="28"/>
-          <w:szCs w:val="28"/>
-        </w:rPr>
+    <w:p/>
+    <w:p/>
+    <w:p/>
+    <w:p/>
+    <w:p/>
+    <w:p/>
+    <w:p/>
+    <w:p/>
+    <w:p/>
+    <w:p/>
+    <w:p/>
+    <w:p/>
+    <w:p>
+      <w:pPr>
+        <w:rPr>
+          <w:b/>
+          <w:bCs/>
+          <w:sz w:val="32"/>
+          <w:szCs w:val="32"/>
+        </w:rPr>
+      </w:pPr>
+      <w:proofErr w:type="gramStart"/>
+      <w:r>
+        <w:rPr>
+          <w:b/>
+          <w:bCs/>
+          <w:sz w:val="32"/>
+          <w:szCs w:val="32"/>
+        </w:rPr>
+        <w:lastRenderedPageBreak/>
+        <w:t>OUTPUT :</w:t>
+      </w:r>
+      <w:proofErr w:type="gramEnd"/>
+    </w:p>
+    <w:p>
+      <w:pPr>
+        <w:rPr>
+          <w:b/>
+          <w:bCs/>
+          <w:sz w:val="28"/>
+          <w:szCs w:val="28"/>
+        </w:rPr>
+      </w:pPr>
+      <w:r>
+        <w:rPr>
+          <w:b/>
+          <w:bCs/>
+          <w:noProof/>
+          <w:sz w:val="28"/>
+          <w:szCs w:val="28"/>
+        </w:rPr>
+        <w:drawing>
+          <wp:inline distT="0" distB="0" distL="0" distR="0" wp14:anchorId="68C73F65" wp14:editId="1ED3B4F9">
+            <wp:extent cx="5943600" cy="3532505"/>
+            <wp:effectExtent l="0" t="0" r="0" b="0"/>
+            <wp:docPr id="1389288202" name="Picture 1"/>
+            <wp:cNvGraphicFramePr>
+              <a:graphicFrameLocks xmlns:a="http://schemas.openxmlformats.org/drawingml/2006/main" noChangeAspect="1"/>
+            </wp:cNvGraphicFramePr>
+            <a:graphic xmlns:a="http://schemas.openxmlformats.org/drawingml/2006/main">
+              <a:graphicData uri="http://schemas.openxmlformats.org/drawingml/2006/picture">
+                <pic:pic xmlns:pic="http://schemas.openxmlformats.org/drawingml/2006/picture">
+                  <pic:nvPicPr>
+                    <pic:cNvPr id="1389288202" name=""/>
+                    <pic:cNvPicPr/>
+                  </pic:nvPicPr>
+                  <pic:blipFill>
+                    <a:blip r:embed="rId13"/>
+                    <a:stretch>
+                      <a:fillRect/>
+                    </a:stretch>
+                  </pic:blipFill>
+                  <pic:spPr>
+                    <a:xfrm>
+                      <a:off x="0" y="0"/>
+                      <a:ext cx="5943600" cy="3532505"/>
+                    </a:xfrm>
+                    <a:prstGeom prst="rect">
+                      <a:avLst/>
+                    </a:prstGeom>
+                  </pic:spPr>
+                </pic:pic>
+              </a:graphicData>
+            </a:graphic>
+          </wp:inline>
+        </w:drawing>
+      </w:r>
+    </w:p>
+    <w:p>
+      <w:pPr>
+        <w:rPr>
+          <w:b/>
+          <w:bCs/>
+          <w:sz w:val="28"/>
+          <w:szCs w:val="28"/>
+        </w:rPr>
+      </w:pPr>
+    </w:p>
+    <w:p>
+      <w:pPr>
+        <w:rPr>
+          <w:b/>
+          <w:bCs/>
+          <w:sz w:val="28"/>
+          <w:szCs w:val="28"/>
+        </w:rPr>
+      </w:pPr>
+    </w:p>
+    <w:p>
+      <w:pPr>
+        <w:rPr>
+          <w:b/>
+          <w:bCs/>
+          <w:sz w:val="28"/>
+          <w:szCs w:val="28"/>
+        </w:rPr>
+      </w:pPr>
+    </w:p>
+    <w:p>
+      <w:pPr>
+        <w:rPr>
+          <w:b/>
+          <w:bCs/>
+          <w:sz w:val="28"/>
+          <w:szCs w:val="28"/>
+        </w:rPr>
+      </w:pPr>
+    </w:p>
+    <w:p>
+      <w:pPr>
+        <w:rPr>
+          <w:b/>
+          <w:bCs/>
+          <w:sz w:val="28"/>
+          <w:szCs w:val="28"/>
+        </w:rPr>
+      </w:pPr>
+    </w:p>
+    <w:p>
+      <w:pPr>
+        <w:rPr>
+          <w:b/>
+          <w:bCs/>
+          <w:sz w:val="28"/>
+          <w:szCs w:val="28"/>
+        </w:rPr>
+      </w:pPr>
+    </w:p>
+    <w:p>
+      <w:pPr>
+        <w:rPr>
+          <w:b/>
+          <w:bCs/>
+          <w:sz w:val="28"/>
+          <w:szCs w:val="28"/>
+        </w:rPr>
+      </w:pPr>
+    </w:p>
+    <w:p>
+      <w:pPr>
+        <w:rPr>
+          <w:b/>
+          <w:bCs/>
+          <w:sz w:val="28"/>
+          <w:szCs w:val="28"/>
+        </w:rPr>
+      </w:pPr>
+    </w:p>
+    <w:p>
+      <w:pPr>
+        <w:rPr>
+          <w:b/>
+          <w:bCs/>
+          <w:sz w:val="28"/>
+          <w:szCs w:val="28"/>
+        </w:rPr>
+      </w:pPr>
+    </w:p>
+    <w:p>
+      <w:pPr>
+        <w:rPr>
+          <w:b/>
+          <w:bCs/>
+          <w:sz w:val="28"/>
+          <w:szCs w:val="28"/>
+        </w:rPr>
+      </w:pPr>
+    </w:p>
+    <w:p>
+      <w:pPr>
+        <w:rPr>
+          <w:b/>
+          <w:bCs/>
+          <w:sz w:val="28"/>
+          <w:szCs w:val="28"/>
+        </w:rPr>
+      </w:pPr>
+    </w:p>
+    <w:p>
+      <w:pPr>
+        <w:rPr>
+          <w:b/>
+          <w:bCs/>
+          <w:sz w:val="28"/>
+          <w:szCs w:val="28"/>
+        </w:rPr>
+      </w:pPr>
+    </w:p>
+    <w:p>
+      <w:pPr>
+        <w:rPr>
+          <w:sz w:val="28"/>
+          <w:szCs w:val="28"/>
+        </w:rPr>
+      </w:pPr>
+      <w:r>
+        <w:rPr>
+          <w:b/>
+          <w:bCs/>
+          <w:sz w:val="28"/>
+          <w:szCs w:val="28"/>
+        </w:rPr>
+        <w:lastRenderedPageBreak/>
         <w:t>Exercise 8: Implementing the Strategy Pattern</w:t>
       </w:r>
     </w:p>
@@ -2159,20 +3614,113 @@
         <w:t>Create a test class to demonstrate selecting and using different payment strategies.</w:t>
       </w:r>
     </w:p>
-    <w:p>
-      <w:pPr>
-        <w:rPr>
-          <w:sz w:val="28"/>
-          <w:szCs w:val="28"/>
-        </w:rPr>
-      </w:pPr>
-      <w:r>
-        <w:rPr>
-          <w:b/>
-          <w:bCs/>
-          <w:sz w:val="28"/>
-          <w:szCs w:val="28"/>
-        </w:rPr>
+    <w:p/>
+    <w:p/>
+    <w:p/>
+    <w:p/>
+    <w:p/>
+    <w:p/>
+    <w:p/>
+    <w:p/>
+    <w:p/>
+    <w:p/>
+    <w:p/>
+    <w:p/>
+    <w:p/>
+    <w:p>
+      <w:pPr>
+        <w:rPr>
+          <w:b/>
+          <w:bCs/>
+          <w:sz w:val="32"/>
+          <w:szCs w:val="32"/>
+        </w:rPr>
+      </w:pPr>
+      <w:proofErr w:type="gramStart"/>
+      <w:r>
+        <w:rPr>
+          <w:b/>
+          <w:bCs/>
+          <w:sz w:val="32"/>
+          <w:szCs w:val="32"/>
+        </w:rPr>
+        <w:lastRenderedPageBreak/>
+        <w:t>OUTPUT :</w:t>
+      </w:r>
+      <w:proofErr w:type="gramEnd"/>
+    </w:p>
+    <w:p>
+      <w:r>
+        <w:rPr>
+          <w:noProof/>
+        </w:rPr>
+        <w:drawing>
+          <wp:inline distT="0" distB="0" distL="0" distR="0" wp14:anchorId="51C7888E" wp14:editId="6ACCD6C4">
+            <wp:extent cx="5943600" cy="3526790"/>
+            <wp:effectExtent l="0" t="0" r="0" b="0"/>
+            <wp:docPr id="1212360437" name="Picture 1"/>
+            <wp:cNvGraphicFramePr>
+              <a:graphicFrameLocks xmlns:a="http://schemas.openxmlformats.org/drawingml/2006/main" noChangeAspect="1"/>
+            </wp:cNvGraphicFramePr>
+            <a:graphic xmlns:a="http://schemas.openxmlformats.org/drawingml/2006/main">
+              <a:graphicData uri="http://schemas.openxmlformats.org/drawingml/2006/picture">
+                <pic:pic xmlns:pic="http://schemas.openxmlformats.org/drawingml/2006/picture">
+                  <pic:nvPicPr>
+                    <pic:cNvPr id="1212360437" name=""/>
+                    <pic:cNvPicPr/>
+                  </pic:nvPicPr>
+                  <pic:blipFill>
+                    <a:blip r:embed="rId14"/>
+                    <a:stretch>
+                      <a:fillRect/>
+                    </a:stretch>
+                  </pic:blipFill>
+                  <pic:spPr>
+                    <a:xfrm>
+                      <a:off x="0" y="0"/>
+                      <a:ext cx="5943600" cy="3526790"/>
+                    </a:xfrm>
+                    <a:prstGeom prst="rect">
+                      <a:avLst/>
+                    </a:prstGeom>
+                  </pic:spPr>
+                </pic:pic>
+              </a:graphicData>
+            </a:graphic>
+          </wp:inline>
+        </w:drawing>
+      </w:r>
+    </w:p>
+    <w:p/>
+    <w:p/>
+    <w:p/>
+    <w:p/>
+    <w:p/>
+    <w:p/>
+    <w:p/>
+    <w:p/>
+    <w:p/>
+    <w:p/>
+    <w:p/>
+    <w:p/>
+    <w:p/>
+    <w:p/>
+    <w:p/>
+    <w:p>
+      <w:pPr>
+        <w:rPr>
+          <w:sz w:val="28"/>
+          <w:szCs w:val="28"/>
+        </w:rPr>
+      </w:pPr>
+      <w:r>
+        <w:rPr>
+          <w:b/>
+          <w:bCs/>
+          <w:sz w:val="28"/>
+          <w:szCs w:val="28"/>
+        </w:rPr>
+        <w:lastRenderedPageBreak/>
         <w:t>Exercise 9: Implementing the Command Pattern</w:t>
       </w:r>
     </w:p>
@@ -2298,7 +3846,6 @@
           <w:b/>
           <w:bCs/>
         </w:rPr>
-        <w:lastRenderedPageBreak/>
         <w:t>Implement Concrete Commands:</w:t>
       </w:r>
     </w:p>
@@ -2664,6 +4211,7 @@
         </w:numPr>
       </w:pPr>
       <w:r>
+        <w:lastRenderedPageBreak/>
         <w:t xml:space="preserve">Create a class </w:t>
       </w:r>
       <w:proofErr w:type="spellStart"/>
@@ -2785,7 +4333,6 @@
           <w:sz w:val="28"/>
           <w:szCs w:val="28"/>
         </w:rPr>
-        <w:lastRenderedPageBreak/>
         <w:t>Exercise 11: Implementing Dependency Injection</w:t>
       </w:r>
     </w:p>
@@ -3114,8 +4661,58 @@
 </w:document>
 </file>
 
+<file path=word/endnotes.xml><?xml version="1.0" encoding="utf-8"?>
+<w:endnotes xmlns:wpc="http://schemas.microsoft.com/office/word/2010/wordprocessingCanvas" xmlns:cx="http://schemas.microsoft.com/office/drawing/2014/chartex" xmlns:cx1="http://schemas.microsoft.com/office/drawing/2015/9/8/chartex" xmlns:cx2="http://schemas.microsoft.com/office/drawing/2015/10/21/chartex" xmlns:cx3="http://schemas.microsoft.com/office/drawing/2016/5/9/chartex" xmlns:cx4="http://schemas.microsoft.com/office/drawing/2016/5/10/chartex" xmlns:cx5="http://schemas.microsoft.com/office/drawing/2016/5/11/chartex" xmlns:cx6="http://schemas.microsoft.com/office/drawing/2016/5/12/chartex" xmlns:cx7="http://schemas.microsoft.com/office/drawing/2016/5/13/chartex" xmlns:cx8="http://schemas.microsoft.com/office/drawing/2016/5/14/chartex" xmlns:mc="http://schemas.openxmlformats.org/markup-compatibility/2006" xmlns:aink="http://schemas.microsoft.com/office/drawing/2016/ink" xmlns:am3d="http://schemas.microsoft.com/office/drawing/2017/model3d" xmlns:o="urn:schemas-microsoft-com:office:office" xmlns:oel="http://schemas.microsoft.com/office/2019/extlst" xmlns:r="http://schemas.openxmlformats.org/officeDocument/2006/relationships" xmlns:m="http://schemas.openxmlformats.org/officeDocument/2006/math" xmlns:v="urn:schemas-microsoft-com:vml" xmlns:wp14="http://schemas.microsoft.com/office/word/2010/wordprocessingDrawing" xmlns:wp="http://schemas.openxmlformats.org/drawingml/2006/wordprocessingDrawing" xmlns:w10="urn:schemas-microsoft-com:office:word" xmlns:w="http://schemas.openxmlformats.org/wordprocessingml/2006/main" xmlns:w14="http://schemas.microsoft.com/office/word/2010/wordml" xmlns:w15="http://schemas.microsoft.com/office/word/2012/wordml" xmlns:w16cex="http://schemas.microsoft.com/office/word/2018/wordml/cex" xmlns:w16cid="http://schemas.microsoft.com/office/word/2016/wordml/cid" xmlns:w16="http://schemas.microsoft.com/office/word/2018/wordml" xmlns:w16du="http://schemas.microsoft.com/office/word/2023/wordml/word16du" xmlns:w16sdtdh="http://schemas.microsoft.com/office/word/2020/wordml/sdtdatahash" xmlns:w16sdtfl="http://schemas.microsoft.com/office/word/2024/wordml/sdtformatlock" xmlns:w16se="http://schemas.microsoft.com/office/word/2015/wordml/symex" xmlns:wpg="http://schemas.microsoft.com/office/word/2010/wordprocessingGroup" xmlns:wpi="http://schemas.microsoft.com/office/word/2010/wordprocessingInk" xmlns:wne="http://schemas.microsoft.com/office/word/2006/wordml" xmlns:wps="http://schemas.microsoft.com/office/word/2010/wordprocessingShape" mc:Ignorable="w14 w15 w16se w16cid w16 w16cex w16sdtdh w16sdtfl w16du wp14">
+  <w:endnote w:type="separator" w:id="-1">
+    <w:p>
+      <w:pPr>
+        <w:spacing w:after="0" w:line="240" w:lineRule="auto"/>
+      </w:pPr>
+      <w:r>
+        <w:separator/>
+      </w:r>
+    </w:p>
+  </w:endnote>
+  <w:endnote w:type="continuationSeparator" w:id="0">
+    <w:p>
+      <w:pPr>
+        <w:spacing w:after="0" w:line="240" w:lineRule="auto"/>
+      </w:pPr>
+      <w:r>
+        <w:continuationSeparator/>
+      </w:r>
+    </w:p>
+  </w:endnote>
+</w:endnotes>
+</file>
+
+<file path=word/footnotes.xml><?xml version="1.0" encoding="utf-8"?>
+<w:footnotes xmlns:wpc="http://schemas.microsoft.com/office/word/2010/wordprocessingCanvas" xmlns:cx="http://schemas.microsoft.com/office/drawing/2014/chartex" xmlns:cx1="http://schemas.microsoft.com/office/drawing/2015/9/8/chartex" xmlns:cx2="http://schemas.microsoft.com/office/drawing/2015/10/21/chartex" xmlns:cx3="http://schemas.microsoft.com/office/drawing/2016/5/9/chartex" xmlns:cx4="http://schemas.microsoft.com/office/drawing/2016/5/10/chartex" xmlns:cx5="http://schemas.microsoft.com/office/drawing/2016/5/11/chartex" xmlns:cx6="http://schemas.microsoft.com/office/drawing/2016/5/12/chartex" xmlns:cx7="http://schemas.microsoft.com/office/drawing/2016/5/13/chartex" xmlns:cx8="http://schemas.microsoft.com/office/drawing/2016/5/14/chartex" xmlns:mc="http://schemas.openxmlformats.org/markup-compatibility/2006" xmlns:aink="http://schemas.microsoft.com/office/drawing/2016/ink" xmlns:am3d="http://schemas.microsoft.com/office/drawing/2017/model3d" xmlns:o="urn:schemas-microsoft-com:office:office" xmlns:oel="http://schemas.microsoft.com/office/2019/extlst" xmlns:r="http://schemas.openxmlformats.org/officeDocument/2006/relationships" xmlns:m="http://schemas.openxmlformats.org/officeDocument/2006/math" xmlns:v="urn:schemas-microsoft-com:vml" xmlns:wp14="http://schemas.microsoft.com/office/word/2010/wordprocessingDrawing" xmlns:wp="http://schemas.openxmlformats.org/drawingml/2006/wordprocessingDrawing" xmlns:w10="urn:schemas-microsoft-com:office:word" xmlns:w="http://schemas.openxmlformats.org/wordprocessingml/2006/main" xmlns:w14="http://schemas.microsoft.com/office/word/2010/wordml" xmlns:w15="http://schemas.microsoft.com/office/word/2012/wordml" xmlns:w16cex="http://schemas.microsoft.com/office/word/2018/wordml/cex" xmlns:w16cid="http://schemas.microsoft.com/office/word/2016/wordml/cid" xmlns:w16="http://schemas.microsoft.com/office/word/2018/wordml" xmlns:w16du="http://schemas.microsoft.com/office/word/2023/wordml/word16du" xmlns:w16sdtdh="http://schemas.microsoft.com/office/word/2020/wordml/sdtdatahash" xmlns:w16sdtfl="http://schemas.microsoft.com/office/word/2024/wordml/sdtformatlock" xmlns:w16se="http://schemas.microsoft.com/office/word/2015/wordml/symex" xmlns:wpg="http://schemas.microsoft.com/office/word/2010/wordprocessingGroup" xmlns:wpi="http://schemas.microsoft.com/office/word/2010/wordprocessingInk" xmlns:wne="http://schemas.microsoft.com/office/word/2006/wordml" xmlns:wps="http://schemas.microsoft.com/office/word/2010/wordprocessingShape" mc:Ignorable="w14 w15 w16se w16cid w16 w16cex w16sdtdh w16sdtfl w16du wp14">
+  <w:footnote w:type="separator" w:id="-1">
+    <w:p>
+      <w:pPr>
+        <w:spacing w:after="0" w:line="240" w:lineRule="auto"/>
+      </w:pPr>
+      <w:r>
+        <w:separator/>
+      </w:r>
+    </w:p>
+  </w:footnote>
+  <w:footnote w:type="continuationSeparator" w:id="0">
+    <w:p>
+      <w:pPr>
+        <w:spacing w:after="0" w:line="240" w:lineRule="auto"/>
+      </w:pPr>
+      <w:r>
+        <w:continuationSeparator/>
+      </w:r>
+    </w:p>
+  </w:footnote>
+</w:footnotes>
+</file>
+
 <file path=word/numbering.xml><?xml version="1.0" encoding="utf-8"?>
-<w:numbering xmlns:wpc="http://schemas.microsoft.com/office/word/2010/wordprocessingCanvas" xmlns:cx="http://schemas.microsoft.com/office/drawing/2014/chartex" xmlns:cx1="http://schemas.microsoft.com/office/drawing/2015/9/8/chartex" xmlns:cx2="http://schemas.microsoft.com/office/drawing/2015/10/21/chartex" xmlns:cx3="http://schemas.microsoft.com/office/drawing/2016/5/9/chartex" xmlns:cx4="http://schemas.microsoft.com/office/drawing/2016/5/10/chartex" xmlns:cx5="http://schemas.microsoft.com/office/drawing/2016/5/11/chartex" xmlns:cx6="http://schemas.microsoft.com/office/drawing/2016/5/12/chartex" xmlns:cx7="http://schemas.microsoft.com/office/drawing/2016/5/13/chartex" xmlns:cx8="http://schemas.microsoft.com/office/drawing/2016/5/14/chartex" xmlns:mc="http://schemas.openxmlformats.org/markup-compatibility/2006" xmlns:aink="http://schemas.microsoft.com/office/drawing/2016/ink" xmlns:am3d="http://schemas.microsoft.com/office/drawing/2017/model3d" xmlns:o="urn:schemas-microsoft-com:office:office" xmlns:oel="http://schemas.microsoft.com/office/2019/extlst" xmlns:r="http://schemas.openxmlformats.org/officeDocument/2006/relationships" xmlns:m="http://schemas.openxmlformats.org/officeDocument/2006/math" xmlns:v="urn:schemas-microsoft-com:vml" xmlns:wp14="http://schemas.microsoft.com/office/word/2010/wordprocessingDrawing" xmlns:wp="http://schemas.openxmlformats.org/drawingml/2006/wordprocessingDrawing" xmlns:w10="urn:schemas-microsoft-com:office:word" xmlns:w="http://schemas.openxmlformats.org/wordprocessingml/2006/main" xmlns:w14="http://schemas.microsoft.com/office/word/2010/wordml" xmlns:w15="http://schemas.microsoft.com/office/word/2012/wordml" xmlns:w16cex="http://schemas.microsoft.com/office/word/2018/wordml/cex" xmlns:w16cid="http://schemas.microsoft.com/office/word/2016/wordml/cid" xmlns:w16="http://schemas.microsoft.com/office/word/2018/wordml" xmlns:w16du="http://schemas.microsoft.com/office/word/2023/wordml/word16du" xmlns:w16sdtdh="http://schemas.microsoft.com/office/word/2020/wordml/sdtdatahash" xmlns:w16se="http://schemas.microsoft.com/office/word/2015/wordml/symex" xmlns:wpg="http://schemas.microsoft.com/office/word/2010/wordprocessingGroup" xmlns:wpi="http://schemas.microsoft.com/office/word/2010/wordprocessingInk" xmlns:wne="http://schemas.microsoft.com/office/word/2006/wordml" xmlns:wps="http://schemas.microsoft.com/office/word/2010/wordprocessingShape" mc:Ignorable="w14 w15 w16se w16cid w16 w16cex w16sdtdh w16du wp14">
+<w:numbering xmlns:wpc="http://schemas.microsoft.com/office/word/2010/wordprocessingCanvas" xmlns:cx="http://schemas.microsoft.com/office/drawing/2014/chartex" xmlns:cx1="http://schemas.microsoft.com/office/drawing/2015/9/8/chartex" xmlns:cx2="http://schemas.microsoft.com/office/drawing/2015/10/21/chartex" xmlns:cx3="http://schemas.microsoft.com/office/drawing/2016/5/9/chartex" xmlns:cx4="http://schemas.microsoft.com/office/drawing/2016/5/10/chartex" xmlns:cx5="http://schemas.microsoft.com/office/drawing/2016/5/11/chartex" xmlns:cx6="http://schemas.microsoft.com/office/drawing/2016/5/12/chartex" xmlns:cx7="http://schemas.microsoft.com/office/drawing/2016/5/13/chartex" xmlns:cx8="http://schemas.microsoft.com/office/drawing/2016/5/14/chartex" xmlns:mc="http://schemas.openxmlformats.org/markup-compatibility/2006" xmlns:aink="http://schemas.microsoft.com/office/drawing/2016/ink" xmlns:am3d="http://schemas.microsoft.com/office/drawing/2017/model3d" xmlns:o="urn:schemas-microsoft-com:office:office" xmlns:oel="http://schemas.microsoft.com/office/2019/extlst" xmlns:r="http://schemas.openxmlformats.org/officeDocument/2006/relationships" xmlns:m="http://schemas.openxmlformats.org/officeDocument/2006/math" xmlns:v="urn:schemas-microsoft-com:vml" xmlns:wp14="http://schemas.microsoft.com/office/word/2010/wordprocessingDrawing" xmlns:wp="http://schemas.openxmlformats.org/drawingml/2006/wordprocessingDrawing" xmlns:w10="urn:schemas-microsoft-com:office:word" xmlns:w="http://schemas.openxmlformats.org/wordprocessingml/2006/main" xmlns:w14="http://schemas.microsoft.com/office/word/2010/wordml" xmlns:w15="http://schemas.microsoft.com/office/word/2012/wordml" xmlns:w16cex="http://schemas.microsoft.com/office/word/2018/wordml/cex" xmlns:w16cid="http://schemas.microsoft.com/office/word/2016/wordml/cid" xmlns:w16="http://schemas.microsoft.com/office/word/2018/wordml" xmlns:w16du="http://schemas.microsoft.com/office/word/2023/wordml/word16du" xmlns:w16sdtdh="http://schemas.microsoft.com/office/word/2020/wordml/sdtdatahash" xmlns:w16sdtfl="http://schemas.microsoft.com/office/word/2024/wordml/sdtformatlock" xmlns:w16se="http://schemas.microsoft.com/office/word/2015/wordml/symex" xmlns:wpg="http://schemas.microsoft.com/office/word/2010/wordprocessingGroup" xmlns:wpi="http://schemas.microsoft.com/office/word/2010/wordprocessingInk" xmlns:wne="http://schemas.microsoft.com/office/word/2006/wordml" xmlns:wps="http://schemas.microsoft.com/office/word/2010/wordprocessingShape" mc:Ignorable="w14 w15 w16se w16cid w16 w16cex w16sdtdh w16sdtfl w16du wp14">
   <w:abstractNum w:abstractNumId="0" w15:restartNumberingAfterBreak="0">
     <w:nsid w:val="159642E9"/>
     <w:multiLevelType w:val="multilevel"/>
@@ -4440,7 +6037,7 @@
 </file>
 
 <file path=word/styles.xml><?xml version="1.0" encoding="utf-8"?>
-<w:styles xmlns:mc="http://schemas.openxmlformats.org/markup-compatibility/2006" xmlns:r="http://schemas.openxmlformats.org/officeDocument/2006/relationships" xmlns:w="http://schemas.openxmlformats.org/wordprocessingml/2006/main" xmlns:w14="http://schemas.microsoft.com/office/word/2010/wordml" xmlns:w15="http://schemas.microsoft.com/office/word/2012/wordml" xmlns:w16cex="http://schemas.microsoft.com/office/word/2018/wordml/cex" xmlns:w16cid="http://schemas.microsoft.com/office/word/2016/wordml/cid" xmlns:w16="http://schemas.microsoft.com/office/word/2018/wordml" xmlns:w16du="http://schemas.microsoft.com/office/word/2023/wordml/word16du" xmlns:w16sdtdh="http://schemas.microsoft.com/office/word/2020/wordml/sdtdatahash" xmlns:w16se="http://schemas.microsoft.com/office/word/2015/wordml/symex" mc:Ignorable="w14 w15 w16se w16cid w16 w16cex w16sdtdh w16du">
+<w:styles xmlns:mc="http://schemas.openxmlformats.org/markup-compatibility/2006" xmlns:r="http://schemas.openxmlformats.org/officeDocument/2006/relationships" xmlns:w="http://schemas.openxmlformats.org/wordprocessingml/2006/main" xmlns:w14="http://schemas.microsoft.com/office/word/2010/wordml" xmlns:w15="http://schemas.microsoft.com/office/word/2012/wordml" xmlns:w16cex="http://schemas.microsoft.com/office/word/2018/wordml/cex" xmlns:w16cid="http://schemas.microsoft.com/office/word/2016/wordml/cid" xmlns:w16="http://schemas.microsoft.com/office/word/2018/wordml" xmlns:w16du="http://schemas.microsoft.com/office/word/2023/wordml/word16du" xmlns:w16sdtdh="http://schemas.microsoft.com/office/word/2020/wordml/sdtdatahash" xmlns:w16sdtfl="http://schemas.microsoft.com/office/word/2024/wordml/sdtformatlock" xmlns:w16se="http://schemas.microsoft.com/office/word/2015/wordml/symex" mc:Ignorable="w14 w15 w16se w16cid w16 w16cex w16sdtdh w16sdtfl w16du">
   <w:docDefaults>
     <w:rPrDefault>
       <w:rPr>
@@ -4843,6 +6440,7 @@
   <w:style w:type="character" w:default="1" w:styleId="DefaultParagraphFont">
     <w:name w:val="Default Paragraph Font"/>
     <w:uiPriority w:val="1"/>
+    <w:semiHidden/>
     <w:unhideWhenUsed/>
   </w:style>
   <w:style w:type="table" w:default="1" w:styleId="TableNormal">
@@ -4865,6 +6463,95 @@
     <w:uiPriority w:val="99"/>
     <w:semiHidden/>
     <w:unhideWhenUsed/>
+  </w:style>
+  <w:style w:type="paragraph" w:styleId="Title">
+    <w:name w:val="Title"/>
+    <w:basedOn w:val="Normal"/>
+    <w:next w:val="Normal"/>
+    <w:link w:val="TitleChar"/>
+    <w:uiPriority w:val="10"/>
+    <w:qFormat/>
+    <w:rsid w:val="00434D64"/>
+    <w:pPr>
+      <w:spacing w:after="0" w:line="240" w:lineRule="auto"/>
+      <w:contextualSpacing/>
+    </w:pPr>
+    <w:rPr>
+      <w:rFonts w:asciiTheme="majorHAnsi" w:eastAsiaTheme="majorEastAsia" w:hAnsiTheme="majorHAnsi" w:cstheme="majorBidi"/>
+      <w:spacing w:val="-10"/>
+      <w:kern w:val="28"/>
+      <w:sz w:val="56"/>
+      <w:szCs w:val="56"/>
+    </w:rPr>
+  </w:style>
+  <w:style w:type="character" w:customStyle="1" w:styleId="TitleChar">
+    <w:name w:val="Title Char"/>
+    <w:basedOn w:val="DefaultParagraphFont"/>
+    <w:link w:val="Title"/>
+    <w:uiPriority w:val="10"/>
+    <w:rsid w:val="00434D64"/>
+    <w:rPr>
+      <w:rFonts w:asciiTheme="majorHAnsi" w:eastAsiaTheme="majorEastAsia" w:hAnsiTheme="majorHAnsi" w:cstheme="majorBidi"/>
+      <w:spacing w:val="-10"/>
+      <w:kern w:val="28"/>
+      <w:sz w:val="56"/>
+      <w:szCs w:val="56"/>
+    </w:rPr>
+  </w:style>
+  <w:style w:type="paragraph" w:styleId="ListParagraph">
+    <w:name w:val="List Paragraph"/>
+    <w:basedOn w:val="Normal"/>
+    <w:uiPriority w:val="34"/>
+    <w:qFormat/>
+    <w:rsid w:val="00905F75"/>
+    <w:pPr>
+      <w:ind w:left="720"/>
+      <w:contextualSpacing/>
+    </w:pPr>
+  </w:style>
+  <w:style w:type="paragraph" w:styleId="Header">
+    <w:name w:val="header"/>
+    <w:basedOn w:val="Normal"/>
+    <w:link w:val="HeaderChar"/>
+    <w:uiPriority w:val="99"/>
+    <w:unhideWhenUsed/>
+    <w:rsid w:val="00F677F7"/>
+    <w:pPr>
+      <w:tabs>
+        <w:tab w:val="center" w:pos="4513"/>
+        <w:tab w:val="right" w:pos="9026"/>
+      </w:tabs>
+      <w:spacing w:after="0" w:line="240" w:lineRule="auto"/>
+    </w:pPr>
+  </w:style>
+  <w:style w:type="character" w:customStyle="1" w:styleId="HeaderChar">
+    <w:name w:val="Header Char"/>
+    <w:basedOn w:val="DefaultParagraphFont"/>
+    <w:link w:val="Header"/>
+    <w:uiPriority w:val="99"/>
+    <w:rsid w:val="00F677F7"/>
+  </w:style>
+  <w:style w:type="paragraph" w:styleId="Footer">
+    <w:name w:val="footer"/>
+    <w:basedOn w:val="Normal"/>
+    <w:link w:val="FooterChar"/>
+    <w:uiPriority w:val="99"/>
+    <w:unhideWhenUsed/>
+    <w:rsid w:val="00F677F7"/>
+    <w:pPr>
+      <w:tabs>
+        <w:tab w:val="center" w:pos="4513"/>
+        <w:tab w:val="right" w:pos="9026"/>
+      </w:tabs>
+      <w:spacing w:after="0" w:line="240" w:lineRule="auto"/>
+    </w:pPr>
+  </w:style>
+  <w:style w:type="character" w:customStyle="1" w:styleId="FooterChar">
+    <w:name w:val="Footer Char"/>
+    <w:basedOn w:val="DefaultParagraphFont"/>
+    <w:link w:val="Footer"/>
+    <w:uiPriority w:val="99"/>
+    <w:rsid w:val="00F677F7"/>
   </w:style>
 </w:styles>
 </file>
